--- a/УП 05/Практика 5/Шильников М.Ю. ПРАКТИКА 5.docx
+++ b/УП 05/Практика 5/Шильников М.Ю. ПРАКТИКА 5.docx
@@ -74,8 +74,19 @@
           <w:sz w:val="24"/>
           <w:szCs w:val="24"/>
         </w:rPr>
-        <w:t>Колледж ВятГУ</w:t>
-      </w:r>
+        <w:t xml:space="preserve">Колледж </w:t>
+      </w:r>
+      <w:proofErr w:type="spellStart"/>
+      <w:r>
+        <w:rPr>
+          <w:rFonts w:ascii="Times New Roman" w:hAnsi="Times New Roman" w:cs="Times New Roman"/>
+          <w:b/>
+          <w:sz w:val="24"/>
+          <w:szCs w:val="24"/>
+        </w:rPr>
+        <w:t>ВятГУ</w:t>
+      </w:r>
+      <w:proofErr w:type="spellEnd"/>
     </w:p>
     <w:p>
       <w:pPr>
@@ -971,7 +982,43 @@
           <w:sz w:val="28"/>
           <w:szCs w:val="28"/>
         </w:rPr>
-        <w:t>если срабатывает хотя бы один то отображаем экран поражения и игра завершается. Если не врезаемся</w:t>
+        <w:t xml:space="preserve">если срабатывает хотя бы </w:t>
+      </w:r>
+      <w:proofErr w:type="gramStart"/>
+      <w:r>
+        <w:rPr>
+          <w:rFonts w:ascii="Times New Roman" w:eastAsia="Times New Roman" w:hAnsi="Times New Roman" w:cs="Times New Roman"/>
+          <w:sz w:val="28"/>
+          <w:szCs w:val="28"/>
+        </w:rPr>
+        <w:t>один</w:t>
+      </w:r>
+      <w:proofErr w:type="gramEnd"/>
+      <w:r>
+        <w:rPr>
+          <w:rFonts w:ascii="Times New Roman" w:eastAsia="Times New Roman" w:hAnsi="Times New Roman" w:cs="Times New Roman"/>
+          <w:sz w:val="28"/>
+          <w:szCs w:val="28"/>
+        </w:rPr>
+        <w:t xml:space="preserve"> то отображаем экран </w:t>
+      </w:r>
+      <w:proofErr w:type="gramStart"/>
+      <w:r>
+        <w:rPr>
+          <w:rFonts w:ascii="Times New Roman" w:eastAsia="Times New Roman" w:hAnsi="Times New Roman" w:cs="Times New Roman"/>
+          <w:sz w:val="28"/>
+          <w:szCs w:val="28"/>
+        </w:rPr>
+        <w:t>поражения</w:t>
+      </w:r>
+      <w:proofErr w:type="gramEnd"/>
+      <w:r>
+        <w:rPr>
+          <w:rFonts w:ascii="Times New Roman" w:eastAsia="Times New Roman" w:hAnsi="Times New Roman" w:cs="Times New Roman"/>
+          <w:sz w:val="28"/>
+          <w:szCs w:val="28"/>
+        </w:rPr>
+        <w:t xml:space="preserve"> и игра завершается. Если не врезаемся</w:t>
       </w:r>
       <w:r>
         <w:rPr>
@@ -1035,15 +1082,25 @@
           <w:sz w:val="28"/>
           <w:szCs w:val="28"/>
         </w:rPr>
-        <w:t>то ничего не происходит  и игра продолжается дальше и игровой цикл повторяется.</w:t>
-      </w:r>
-      <w:r>
-        <w:rPr>
-          <w:rFonts w:ascii="Times New Roman" w:eastAsia="Times New Roman" w:hAnsi="Times New Roman" w:cs="Times New Roman"/>
-          <w:sz w:val="28"/>
-          <w:szCs w:val="28"/>
-        </w:rPr>
-        <w:t xml:space="preserve"> (см. Рисунок 1)</w:t>
+        <w:t xml:space="preserve">то ничего не </w:t>
+      </w:r>
+      <w:proofErr w:type="gramStart"/>
+      <w:r>
+        <w:rPr>
+          <w:rFonts w:ascii="Times New Roman" w:eastAsia="Times New Roman" w:hAnsi="Times New Roman" w:cs="Times New Roman"/>
+          <w:sz w:val="28"/>
+          <w:szCs w:val="28"/>
+        </w:rPr>
+        <w:t>происходит  и</w:t>
+      </w:r>
+      <w:proofErr w:type="gramEnd"/>
+      <w:r>
+        <w:rPr>
+          <w:rFonts w:ascii="Times New Roman" w:eastAsia="Times New Roman" w:hAnsi="Times New Roman" w:cs="Times New Roman"/>
+          <w:sz w:val="28"/>
+          <w:szCs w:val="28"/>
+        </w:rPr>
+        <w:t xml:space="preserve"> игра продолжается дальше и игровой цикл повторяется. (см. Рисунок 1)</w:t>
       </w:r>
     </w:p>
     <w:p>
@@ -1062,13 +1119,14 @@
       <w:r>
         <w:rPr>
           <w:rFonts w:ascii="Times New Roman" w:eastAsia="Times New Roman" w:hAnsi="Times New Roman" w:cs="Times New Roman"/>
+          <w:noProof/>
           <w:sz w:val="28"/>
           <w:szCs w:val="28"/>
         </w:rPr>
         <w:drawing>
-          <wp:inline distT="0" distB="0" distL="0" distR="0" wp14:anchorId="3754B0E7" wp14:editId="3FFAB5BD">
-            <wp:extent cx="5939790" cy="5793105"/>
-            <wp:effectExtent l="0" t="0" r="3810" b="0"/>
+          <wp:inline distT="0" distB="0" distL="0" distR="0" wp14:anchorId="3754B0E7" wp14:editId="083552F6">
+            <wp:extent cx="5134797" cy="5793105"/>
+            <wp:effectExtent l="0" t="0" r="8890" b="0"/>
             <wp:docPr id="583542271" name="Рисунок 2"/>
             <wp:cNvGraphicFramePr>
               <a:graphicFrameLocks xmlns:a="http://schemas.openxmlformats.org/drawingml/2006/main" noChangeAspect="1"/>
@@ -1077,7 +1135,7 @@
               <a:graphicData uri="http://schemas.openxmlformats.org/drawingml/2006/picture">
                 <pic:pic xmlns:pic="http://schemas.openxmlformats.org/drawingml/2006/picture">
                   <pic:nvPicPr>
-                    <pic:cNvPr id="0" name="Picture 6"/>
+                    <pic:cNvPr id="583542271" name="Рисунок 2"/>
                     <pic:cNvPicPr>
                       <a:picLocks noChangeAspect="1" noChangeArrowheads="1"/>
                     </pic:cNvPicPr>
@@ -1090,7 +1148,6 @@
                         </a:ext>
                       </a:extLst>
                     </a:blip>
-                    <a:srcRect/>
                     <a:stretch>
                       <a:fillRect/>
                     </a:stretch>
@@ -1098,7 +1155,7 @@
                   <pic:spPr bwMode="auto">
                     <a:xfrm>
                       <a:off x="0" y="0"/>
-                      <a:ext cx="5939790" cy="5793105"/>
+                      <a:ext cx="5134797" cy="5793105"/>
                     </a:xfrm>
                     <a:prstGeom prst="rect">
                       <a:avLst/>
@@ -7267,6 +7324,7 @@
   <w:style w:type="character" w:default="1" w:styleId="a0">
     <w:name w:val="Default Paragraph Font"/>
     <w:uiPriority w:val="1"/>
+    <w:semiHidden/>
     <w:unhideWhenUsed/>
   </w:style>
   <w:style w:type="table" w:default="1" w:styleId="a1">
@@ -7742,28 +7800,28 @@
 </file>
 
 <file path=customXml/item1.xml><?xml version="1.0" encoding="utf-8"?>
+<b:Sources xmlns:b="http://schemas.openxmlformats.org/officeDocument/2006/bibliography" xmlns="http://schemas.openxmlformats.org/officeDocument/2006/bibliography" SelectedStyle="\APASixthEditionOfficeOnline.xsl" StyleName="APA" Version="6"/>
+</file>
+
+<file path=customXml/item2.xml><?xml version="1.0" encoding="utf-8"?>
 <go:gDocsCustomXmlDataStorage xmlns:go="http://customooxmlschemas.google.com/" xmlns:r="http://schemas.openxmlformats.org/officeDocument/2006/relationships">
   <go:docsCustomData roundtripDataSignature="AMtx7mg1qiIUzfAXOzB5bWkZS60MHi9S8Q==">AMUW2mWLmYDSJRmnV6dYdP51iqq04Ck81LoEa64nqAjk3nhMOHlbeZszGKfITx6qMUfs3rM2x2PB2rqPWOZDmLezaW88oaQx8NXfhVAkPlDZS2wEVkl4j1ZVp5N0ODg5yBxfBVoZJMrC+Jcei3uD2SILoR2E9HxkkBc2BwpU9XFOvywaRwcRxLvmFCFlRthXODtEtJTAOczHSBLaLOFwJ6Tyfi1FSDKnqQ+6e5Hgf+zVu8x6NYS5zxhoT6JcUh5UDMmi87m7x+K0GItW4NZ8LEBJ6P15GzYKoutGIYaP2WUs4sl4LxDeecnKf6wQrJUByYhmJFB9kjCE7fCCZOoq1glGGLv9CeteaGvkYAcfulA79D71Y0aUT6HKOeE8lSYOEL/EKL6csNEiwEv6crK2XVbVHTpE4bOldQ==</go:docsCustomData>
 </go:gDocsCustomXmlDataStorage>
 </file>
 
-<file path=customXml/item2.xml><?xml version="1.0" encoding="utf-8"?>
-<b:Sources xmlns:b="http://schemas.openxmlformats.org/officeDocument/2006/bibliography" xmlns="http://schemas.openxmlformats.org/officeDocument/2006/bibliography" SelectedStyle="\APASixthEditionOfficeOnline.xsl" StyleName="APA" Version="6"/>
+<file path=customXml/itemProps1.xml><?xml version="1.0" encoding="utf-8"?>
+<ds:datastoreItem xmlns:ds="http://schemas.openxmlformats.org/officeDocument/2006/customXml" ds:itemID="{C716AF5C-AAE3-4974-81F5-527E6B387549}">
+  <ds:schemaRefs>
+    <ds:schemaRef ds:uri="http://schemas.openxmlformats.org/officeDocument/2006/bibliography"/>
+  </ds:schemaRefs>
+</ds:datastoreItem>
 </file>
 
-<file path=customXml/itemProps1.xml><?xml version="1.0" encoding="utf-8"?>
+<file path=customXml/itemProps2.xml><?xml version="1.0" encoding="utf-8"?>
 <ds:datastoreItem xmlns:ds="http://schemas.openxmlformats.org/officeDocument/2006/customXml" ds:itemID="{11111111-1234-1234-1234-123412341234}">
   <ds:schemaRefs>
     <ds:schemaRef ds:uri="http://customooxmlschemas.google.com/"/>
     <ds:schemaRef ds:uri="http://schemas.openxmlformats.org/officeDocument/2006/relationships"/>
   </ds:schemaRefs>
 </ds:datastoreItem>
-</file>
-
-<file path=customXml/itemProps2.xml><?xml version="1.0" encoding="utf-8"?>
-<ds:datastoreItem xmlns:ds="http://schemas.openxmlformats.org/officeDocument/2006/customXml" ds:itemID="{C716AF5C-AAE3-4974-81F5-527E6B387549}">
-  <ds:schemaRefs>
-    <ds:schemaRef ds:uri="http://schemas.openxmlformats.org/officeDocument/2006/bibliography"/>
-  </ds:schemaRefs>
-</ds:datastoreItem>
 </file>
--- a/УП 05/Практика 5/Шильников М.Ю. ПРАКТИКА 5.docx
+++ b/УП 05/Практика 5/Шильников М.Ю. ПРАКТИКА 5.docx
@@ -1124,9 +1124,9 @@
           <w:szCs w:val="28"/>
         </w:rPr>
         <w:drawing>
-          <wp:inline distT="0" distB="0" distL="0" distR="0" wp14:anchorId="3754B0E7" wp14:editId="083552F6">
-            <wp:extent cx="5134797" cy="5793105"/>
-            <wp:effectExtent l="0" t="0" r="8890" b="0"/>
+          <wp:inline distT="0" distB="0" distL="0" distR="0" wp14:anchorId="3754B0E7" wp14:editId="3CE44FA2">
+            <wp:extent cx="5027978" cy="5793105"/>
+            <wp:effectExtent l="0" t="0" r="1270" b="0"/>
             <wp:docPr id="583542271" name="Рисунок 2"/>
             <wp:cNvGraphicFramePr>
               <a:graphicFrameLocks xmlns:a="http://schemas.openxmlformats.org/drawingml/2006/main" noChangeAspect="1"/>
@@ -1155,7 +1155,7 @@
                   <pic:spPr bwMode="auto">
                     <a:xfrm>
                       <a:off x="0" y="0"/>
-                      <a:ext cx="5134797" cy="5793105"/>
+                      <a:ext cx="5027978" cy="5793105"/>
                     </a:xfrm>
                     <a:prstGeom prst="rect">
                       <a:avLst/>
@@ -7800,28 +7800,28 @@
 </file>
 
 <file path=customXml/item1.xml><?xml version="1.0" encoding="utf-8"?>
-<b:Sources xmlns:b="http://schemas.openxmlformats.org/officeDocument/2006/bibliography" xmlns="http://schemas.openxmlformats.org/officeDocument/2006/bibliography" SelectedStyle="\APASixthEditionOfficeOnline.xsl" StyleName="APA" Version="6"/>
-</file>
-
-<file path=customXml/item2.xml><?xml version="1.0" encoding="utf-8"?>
 <go:gDocsCustomXmlDataStorage xmlns:go="http://customooxmlschemas.google.com/" xmlns:r="http://schemas.openxmlformats.org/officeDocument/2006/relationships">
   <go:docsCustomData roundtripDataSignature="AMtx7mg1qiIUzfAXOzB5bWkZS60MHi9S8Q==">AMUW2mWLmYDSJRmnV6dYdP51iqq04Ck81LoEa64nqAjk3nhMOHlbeZszGKfITx6qMUfs3rM2x2PB2rqPWOZDmLezaW88oaQx8NXfhVAkPlDZS2wEVkl4j1ZVp5N0ODg5yBxfBVoZJMrC+Jcei3uD2SILoR2E9HxkkBc2BwpU9XFOvywaRwcRxLvmFCFlRthXODtEtJTAOczHSBLaLOFwJ6Tyfi1FSDKnqQ+6e5Hgf+zVu8x6NYS5zxhoT6JcUh5UDMmi87m7x+K0GItW4NZ8LEBJ6P15GzYKoutGIYaP2WUs4sl4LxDeecnKf6wQrJUByYhmJFB9kjCE7fCCZOoq1glGGLv9CeteaGvkYAcfulA79D71Y0aUT6HKOeE8lSYOEL/EKL6csNEiwEv6crK2XVbVHTpE4bOldQ==</go:docsCustomData>
 </go:gDocsCustomXmlDataStorage>
 </file>
 
-<file path=customXml/itemProps1.xml><?xml version="1.0" encoding="utf-8"?>
-<ds:datastoreItem xmlns:ds="http://schemas.openxmlformats.org/officeDocument/2006/customXml" ds:itemID="{C716AF5C-AAE3-4974-81F5-527E6B387549}">
-  <ds:schemaRefs>
-    <ds:schemaRef ds:uri="http://schemas.openxmlformats.org/officeDocument/2006/bibliography"/>
-  </ds:schemaRefs>
-</ds:datastoreItem>
+<file path=customXml/item2.xml><?xml version="1.0" encoding="utf-8"?>
+<b:Sources xmlns:b="http://schemas.openxmlformats.org/officeDocument/2006/bibliography" xmlns="http://schemas.openxmlformats.org/officeDocument/2006/bibliography" SelectedStyle="\APASixthEditionOfficeOnline.xsl" StyleName="APA" Version="6"/>
 </file>
 
-<file path=customXml/itemProps2.xml><?xml version="1.0" encoding="utf-8"?>
+<file path=customXml/itemProps1.xml><?xml version="1.0" encoding="utf-8"?>
 <ds:datastoreItem xmlns:ds="http://schemas.openxmlformats.org/officeDocument/2006/customXml" ds:itemID="{11111111-1234-1234-1234-123412341234}">
   <ds:schemaRefs>
     <ds:schemaRef ds:uri="http://customooxmlschemas.google.com/"/>
     <ds:schemaRef ds:uri="http://schemas.openxmlformats.org/officeDocument/2006/relationships"/>
   </ds:schemaRefs>
 </ds:datastoreItem>
+</file>
+
+<file path=customXml/itemProps2.xml><?xml version="1.0" encoding="utf-8"?>
+<ds:datastoreItem xmlns:ds="http://schemas.openxmlformats.org/officeDocument/2006/customXml" ds:itemID="{C716AF5C-AAE3-4974-81F5-527E6B387549}">
+  <ds:schemaRefs>
+    <ds:schemaRef ds:uri="http://schemas.openxmlformats.org/officeDocument/2006/bibliography"/>
+  </ds:schemaRefs>
+</ds:datastoreItem>
 </file>
--- a/УП 05/Практика 5/Шильников М.Ю. ПРАКТИКА 5.docx
+++ b/УП 05/Практика 5/Шильников М.Ю. ПРАКТИКА 5.docx
@@ -1124,9 +1124,9 @@
           <w:szCs w:val="28"/>
         </w:rPr>
         <w:drawing>
-          <wp:inline distT="0" distB="0" distL="0" distR="0" wp14:anchorId="3754B0E7" wp14:editId="3CE44FA2">
-            <wp:extent cx="5027978" cy="5793105"/>
-            <wp:effectExtent l="0" t="0" r="1270" b="0"/>
+          <wp:inline distT="0" distB="0" distL="0" distR="0" wp14:anchorId="3754B0E7" wp14:editId="4504EA30">
+            <wp:extent cx="4331293" cy="5793105"/>
+            <wp:effectExtent l="0" t="0" r="0" b="0"/>
             <wp:docPr id="583542271" name="Рисунок 2"/>
             <wp:cNvGraphicFramePr>
               <a:graphicFrameLocks xmlns:a="http://schemas.openxmlformats.org/drawingml/2006/main" noChangeAspect="1"/>
@@ -1155,7 +1155,7 @@
                   <pic:spPr bwMode="auto">
                     <a:xfrm>
                       <a:off x="0" y="0"/>
-                      <a:ext cx="5027978" cy="5793105"/>
+                      <a:ext cx="4331293" cy="5793105"/>
                     </a:xfrm>
                     <a:prstGeom prst="rect">
                       <a:avLst/>
@@ -7800,28 +7800,28 @@
 </file>
 
 <file path=customXml/item1.xml><?xml version="1.0" encoding="utf-8"?>
+<b:Sources xmlns:b="http://schemas.openxmlformats.org/officeDocument/2006/bibliography" xmlns="http://schemas.openxmlformats.org/officeDocument/2006/bibliography" SelectedStyle="\APASixthEditionOfficeOnline.xsl" StyleName="APA" Version="6"/>
+</file>
+
+<file path=customXml/item2.xml><?xml version="1.0" encoding="utf-8"?>
 <go:gDocsCustomXmlDataStorage xmlns:go="http://customooxmlschemas.google.com/" xmlns:r="http://schemas.openxmlformats.org/officeDocument/2006/relationships">
   <go:docsCustomData roundtripDataSignature="AMtx7mg1qiIUzfAXOzB5bWkZS60MHi9S8Q==">AMUW2mWLmYDSJRmnV6dYdP51iqq04Ck81LoEa64nqAjk3nhMOHlbeZszGKfITx6qMUfs3rM2x2PB2rqPWOZDmLezaW88oaQx8NXfhVAkPlDZS2wEVkl4j1ZVp5N0ODg5yBxfBVoZJMrC+Jcei3uD2SILoR2E9HxkkBc2BwpU9XFOvywaRwcRxLvmFCFlRthXODtEtJTAOczHSBLaLOFwJ6Tyfi1FSDKnqQ+6e5Hgf+zVu8x6NYS5zxhoT6JcUh5UDMmi87m7x+K0GItW4NZ8LEBJ6P15GzYKoutGIYaP2WUs4sl4LxDeecnKf6wQrJUByYhmJFB9kjCE7fCCZOoq1glGGLv9CeteaGvkYAcfulA79D71Y0aUT6HKOeE8lSYOEL/EKL6csNEiwEv6crK2XVbVHTpE4bOldQ==</go:docsCustomData>
 </go:gDocsCustomXmlDataStorage>
 </file>
 
-<file path=customXml/item2.xml><?xml version="1.0" encoding="utf-8"?>
-<b:Sources xmlns:b="http://schemas.openxmlformats.org/officeDocument/2006/bibliography" xmlns="http://schemas.openxmlformats.org/officeDocument/2006/bibliography" SelectedStyle="\APASixthEditionOfficeOnline.xsl" StyleName="APA" Version="6"/>
+<file path=customXml/itemProps1.xml><?xml version="1.0" encoding="utf-8"?>
+<ds:datastoreItem xmlns:ds="http://schemas.openxmlformats.org/officeDocument/2006/customXml" ds:itemID="{C716AF5C-AAE3-4974-81F5-527E6B387549}">
+  <ds:schemaRefs>
+    <ds:schemaRef ds:uri="http://schemas.openxmlformats.org/officeDocument/2006/bibliography"/>
+  </ds:schemaRefs>
+</ds:datastoreItem>
 </file>
 
-<file path=customXml/itemProps1.xml><?xml version="1.0" encoding="utf-8"?>
+<file path=customXml/itemProps2.xml><?xml version="1.0" encoding="utf-8"?>
 <ds:datastoreItem xmlns:ds="http://schemas.openxmlformats.org/officeDocument/2006/customXml" ds:itemID="{11111111-1234-1234-1234-123412341234}">
   <ds:schemaRefs>
     <ds:schemaRef ds:uri="http://customooxmlschemas.google.com/"/>
     <ds:schemaRef ds:uri="http://schemas.openxmlformats.org/officeDocument/2006/relationships"/>
   </ds:schemaRefs>
 </ds:datastoreItem>
-</file>
-
-<file path=customXml/itemProps2.xml><?xml version="1.0" encoding="utf-8"?>
-<ds:datastoreItem xmlns:ds="http://schemas.openxmlformats.org/officeDocument/2006/customXml" ds:itemID="{C716AF5C-AAE3-4974-81F5-527E6B387549}">
-  <ds:schemaRefs>
-    <ds:schemaRef ds:uri="http://schemas.openxmlformats.org/officeDocument/2006/bibliography"/>
-  </ds:schemaRefs>
-</ds:datastoreItem>
 </file>